--- a/Введение.docx
+++ b/Введение.docx
@@ -288,7 +288,7 @@
         <w:rPr>
           <w:rFonts w:ascii="SFRM1200" w:hAnsi="SFRM1200"/>
         </w:rPr>
-        <w:t xml:space="preserve"> сегментация (SAM) [1] в случае сложного фона (требует вмешательства человека), либо </w:t>
+        <w:t xml:space="preserve"> сегментация (SAM) в случае сложного фона (требует вмешательства человека), либо </w:t>
       </w:r>
       <w:proofErr w:type="spellStart"/>
       <w:r>
@@ -446,21 +446,7 @@
         <w:rPr>
           <w:rFonts w:ascii="SFRM1200" w:hAnsi="SFRM1200"/>
         </w:rPr>
-        <w:t xml:space="preserve"> смежные пары и объединить их в более крупные блоки. Для </w:t>
-      </w:r>
-      <w:proofErr w:type="gramStart"/>
-      <w:r>
-        <w:rPr>
-          <w:rFonts w:ascii="SFRM1200" w:hAnsi="SFRM1200"/>
-        </w:rPr>
-        <w:t>это- го</w:t>
-      </w:r>
-      <w:proofErr w:type="gramEnd"/>
-      <w:r>
-        <w:rPr>
-          <w:rFonts w:ascii="SFRM1200" w:hAnsi="SFRM1200"/>
-        </w:rPr>
-        <w:t xml:space="preserve"> </w:t>
+        <w:t xml:space="preserve"> смежные пары и объединить их в более крупные блоки. Для этого </w:t>
       </w:r>
       <w:r>
         <w:rPr>
@@ -832,7 +818,7 @@
         <w:rPr>
           <w:rFonts w:ascii="SFRM1200" w:hAnsi="SFRM1200"/>
         </w:rPr>
-        <w:t xml:space="preserve">Более подробно о граничном и скелетном представлениях фигуры изложено в [2]. </w:t>
+        <w:t xml:space="preserve">Более подробно о граничном и скелетном представлениях фигуры изложено в. </w:t>
       </w:r>
     </w:p>
     <w:p/>

--- a/Введение.docx
+++ b/Введение.docx
@@ -23,91 +23,7 @@
         <w:rPr>
           <w:rFonts w:ascii="SFRM1200" w:hAnsi="SFRM1200"/>
         </w:rPr>
-        <w:t xml:space="preserve">Фрески — один из </w:t>
-      </w:r>
-      <w:proofErr w:type="spellStart"/>
-      <w:r>
-        <w:rPr>
-          <w:rFonts w:ascii="SFRM1200" w:hAnsi="SFRM1200"/>
-        </w:rPr>
-        <w:t>древнейших</w:t>
-      </w:r>
-      <w:proofErr w:type="spellEnd"/>
-      <w:r>
-        <w:rPr>
-          <w:rFonts w:ascii="SFRM1200" w:hAnsi="SFRM1200"/>
-        </w:rPr>
-        <w:t xml:space="preserve"> видов живописи. Настенные росписи сохраняются веками, но со временем или под </w:t>
-      </w:r>
-      <w:proofErr w:type="spellStart"/>
-      <w:r>
-        <w:rPr>
-          <w:rFonts w:ascii="SFRM1200" w:hAnsi="SFRM1200"/>
-        </w:rPr>
-        <w:t>воздействием</w:t>
-      </w:r>
-      <w:proofErr w:type="spellEnd"/>
-      <w:r>
-        <w:rPr>
-          <w:rFonts w:ascii="SFRM1200" w:hAnsi="SFRM1200"/>
-        </w:rPr>
-        <w:t xml:space="preserve"> внешних факторов неизбежно разрушаются: штукатурка трескается, осыпается, крупные фрагменты падают и разбиваются на множество мелких кусков, большая часть фрагментов </w:t>
-      </w:r>
-      <w:proofErr w:type="spellStart"/>
-      <w:r>
-        <w:rPr>
-          <w:rFonts w:ascii="SFRM1200" w:hAnsi="SFRM1200"/>
-        </w:rPr>
-        <w:t>всеи</w:t>
-      </w:r>
-      <w:proofErr w:type="spellEnd"/>
-      <w:r>
-        <w:rPr>
-          <w:rFonts w:ascii="SFRM1200" w:hAnsi="SFRM1200"/>
-        </w:rPr>
-        <w:t xml:space="preserve">̆ картины утеряна. Задача реставратора — собрать из оставшихся осколков неполное исходное изображение. Это похоже на мозаику или </w:t>
-      </w:r>
-      <w:proofErr w:type="spellStart"/>
-      <w:r>
-        <w:rPr>
-          <w:rFonts w:ascii="SFRM1200" w:hAnsi="SFRM1200"/>
-        </w:rPr>
-        <w:t>пазл</w:t>
-      </w:r>
-      <w:proofErr w:type="spellEnd"/>
-      <w:r>
-        <w:rPr>
-          <w:rFonts w:ascii="SFRM1200" w:hAnsi="SFRM1200"/>
-        </w:rPr>
-        <w:t xml:space="preserve">, где элементы можно поворачивать, сдвигать, оценивать возможность соседства по </w:t>
-      </w:r>
-      <w:proofErr w:type="spellStart"/>
-      <w:r>
-        <w:rPr>
-          <w:rFonts w:ascii="SFRM1200" w:hAnsi="SFRM1200"/>
-        </w:rPr>
-        <w:t>свойствам</w:t>
-      </w:r>
-      <w:proofErr w:type="spellEnd"/>
-      <w:r>
-        <w:rPr>
-          <w:rFonts w:ascii="SFRM1200" w:hAnsi="SFRM1200"/>
-        </w:rPr>
-        <w:t xml:space="preserve"> палитры и морфологии. Основную сложность представляет следующее: процесс разрушения идет таким образом, что утрачиваются края фрагментов, поэтому невозможно однозначно </w:t>
-      </w:r>
-      <w:proofErr w:type="spellStart"/>
-      <w:r>
-        <w:rPr>
-          <w:rFonts w:ascii="SFRM1200" w:hAnsi="SFRM1200"/>
-        </w:rPr>
-        <w:t>найти</w:t>
-      </w:r>
-      <w:proofErr w:type="spellEnd"/>
-      <w:r>
-        <w:rPr>
-          <w:rFonts w:ascii="SFRM1200" w:hAnsi="SFRM1200"/>
-        </w:rPr>
-        <w:t xml:space="preserve"> точную смежную пару ни по морфологическим, ни по цветовым признакам. </w:t>
+        <w:t xml:space="preserve">Фрески — один из древнейших видов живописи. Настенные росписи сохраняются веками, но со временем или под воздействием внешних факторов неизбежно разрушаются: штукатурка трескается, осыпается, крупные фрагменты падают и разбиваются на множество мелких кусков, большая часть фрагментов всей картины утеряна. Задача реставратора — собрать из оставшихся осколков неполное исходное изображение. Это похоже на мозаику или пазл, где элементы можно поворачивать, сдвигать, оценивать возможность соседства по свойствам палитры и морфологии. Основную сложность представляет следующее: процесс разрушения идет таким образом, что утрачиваются края фрагментов, поэтому невозможно однозначно найти точную смежную пару ни по морфологическим, ни по цветовым признакам. </w:t>
       </w:r>
     </w:p>
     <w:p>
@@ -129,63 +45,7 @@
         <w:rPr>
           <w:rFonts w:ascii="SFRM1200" w:hAnsi="SFRM1200"/>
         </w:rPr>
-        <w:t xml:space="preserve">В </w:t>
-      </w:r>
-      <w:proofErr w:type="spellStart"/>
-      <w:r>
-        <w:rPr>
-          <w:rFonts w:ascii="SFRM1200" w:hAnsi="SFRM1200"/>
-        </w:rPr>
-        <w:t>даннои</w:t>
-      </w:r>
-      <w:proofErr w:type="spellEnd"/>
-      <w:r>
-        <w:rPr>
-          <w:rFonts w:ascii="SFRM1200" w:hAnsi="SFRM1200"/>
-        </w:rPr>
-        <w:t xml:space="preserve">̆ работе предложен </w:t>
-      </w:r>
-      <w:proofErr w:type="spellStart"/>
-      <w:r>
-        <w:rPr>
-          <w:rFonts w:ascii="SFRM1200" w:hAnsi="SFRM1200"/>
-        </w:rPr>
-        <w:t>первыи</w:t>
-      </w:r>
-      <w:proofErr w:type="spellEnd"/>
-      <w:r>
-        <w:rPr>
-          <w:rFonts w:ascii="SFRM1200" w:hAnsi="SFRM1200"/>
-        </w:rPr>
-        <w:t>̆ этап иного подхода — создания человеко-</w:t>
-      </w:r>
-      <w:proofErr w:type="spellStart"/>
-      <w:r>
-        <w:rPr>
-          <w:rFonts w:ascii="SFRM1200" w:hAnsi="SFRM1200"/>
-        </w:rPr>
-        <w:t>компьютернои</w:t>
-      </w:r>
-      <w:proofErr w:type="spellEnd"/>
-      <w:r>
-        <w:rPr>
-          <w:rFonts w:ascii="SFRM1200" w:hAnsi="SFRM1200"/>
-        </w:rPr>
-        <w:t xml:space="preserve">̆ программы восстановления разрушенных фресок. На данном этапе необходимо реализовать обработку входных данных (изображений), а также создание </w:t>
-      </w:r>
-      <w:proofErr w:type="spellStart"/>
-      <w:r>
-        <w:rPr>
-          <w:rFonts w:ascii="SFRM1200" w:hAnsi="SFRM1200"/>
-        </w:rPr>
-        <w:t>интерфейса</w:t>
-      </w:r>
-      <w:proofErr w:type="spellEnd"/>
-      <w:r>
-        <w:rPr>
-          <w:rFonts w:ascii="SFRM1200" w:hAnsi="SFRM1200"/>
-        </w:rPr>
-        <w:t xml:space="preserve"> геометрических преобразований на плоскости - виртуального рабочего места реставратора. </w:t>
+        <w:t xml:space="preserve">В данной работе предложен первый этап иного подхода — создания человеко-компьютерной программы восстановления разрушенных фресок. На данном этапе необходимо реализовать обработку входных данных (изображений), а также создание интерфейса геометрических преобразований на плоскости - виртуального рабочего места реставратора. </w:t>
       </w:r>
     </w:p>
     <w:p>
@@ -209,21 +69,7 @@
         <w:rPr>
           <w:rFonts w:ascii="SFRM1200" w:hAnsi="SFRM1200"/>
         </w:rPr>
-        <w:t xml:space="preserve">Работа состоит из выполнения </w:t>
-      </w:r>
-      <w:proofErr w:type="spellStart"/>
-      <w:r>
-        <w:rPr>
-          <w:rFonts w:ascii="SFRM1200" w:hAnsi="SFRM1200"/>
-        </w:rPr>
-        <w:t>трёх</w:t>
-      </w:r>
-      <w:proofErr w:type="spellEnd"/>
-      <w:r>
-        <w:rPr>
-          <w:rFonts w:ascii="SFRM1200" w:hAnsi="SFRM1200"/>
-        </w:rPr>
-        <w:t xml:space="preserve"> основных этапов: </w:t>
+        <w:t xml:space="preserve">Работа состоит из выполнения трёх основных этапов: </w:t>
       </w:r>
     </w:p>
     <w:p>
@@ -240,262 +86,66 @@
         <w:rPr>
           <w:rFonts w:ascii="SFBX1200" w:hAnsi="SFBX1200"/>
         </w:rPr>
-        <w:t xml:space="preserve">Сегментация </w:t>
-      </w:r>
-      <w:proofErr w:type="spellStart"/>
+        <w:t xml:space="preserve">Сегментация озображения. </w:t>
+      </w:r>
+      <w:r>
+        <w:rPr>
+          <w:rFonts w:ascii="SFRM1200" w:hAnsi="SFRM1200"/>
+        </w:rPr>
+        <w:t xml:space="preserve">На вход подается цветное изображение, сделанное реставратором. Исходное фото может быть сделано на столе, стене, полу, среди строительного мусора. Фон необходимо отделить от самих объектов, решить задачу бинарной сегментации (бинаризации) изображения - каждому пикселю положить в соответствие значение фон/объект. Для этого используется нейросетевая сегментация (SAM) в случае сложного фона (требует вмешательства человека), либо классический анализ распределений яркости скользящим окном, в случае специально подготовленного однородного фона (не требует вмешательства человека). </w:t>
+      </w:r>
+    </w:p>
+    <w:p>
+      <w:pPr>
+        <w:pStyle w:val="a3"/>
+      </w:pPr>
+      <w:r>
+        <w:rPr>
+          <w:rFonts w:ascii="SFRM1200" w:hAnsi="SFRM1200"/>
+        </w:rPr>
+        <w:t xml:space="preserve">2. </w:t>
+      </w:r>
       <w:r>
         <w:rPr>
           <w:rFonts w:ascii="SFBX1200" w:hAnsi="SFBX1200"/>
         </w:rPr>
-        <w:t>озображения</w:t>
-      </w:r>
-      <w:proofErr w:type="spellEnd"/>
+        <w:t xml:space="preserve">Выделение отдельных фрагментов. </w:t>
+      </w:r>
+      <w:r>
+        <w:rPr>
+          <w:rFonts w:ascii="SFRM1200" w:hAnsi="SFRM1200"/>
+        </w:rPr>
+        <w:t xml:space="preserve">На одном фото часто имеет место сцена из нескольких кусков фрески, которые касаются или даже налезают друг на друга. Их необходимо разделить, так как они могут не представлять смежные компоненты, а касаться друг друга случайно. Ставится задача - представить каждый объект в виде связанных между собой непрерывных граничной и скелетной моделей. Важным условием является недопущение соединения двух разных объектов в один, а также разделения единого объекта. </w:t>
+      </w:r>
+    </w:p>
+    <w:p>
+      <w:pPr>
+        <w:pStyle w:val="a3"/>
+      </w:pPr>
+      <w:r>
+        <w:rPr>
+          <w:rFonts w:ascii="SFRM1200" w:hAnsi="SFRM1200"/>
+        </w:rPr>
+        <w:t xml:space="preserve">3. </w:t>
+      </w:r>
       <w:r>
         <w:rPr>
           <w:rFonts w:ascii="SFBX1200" w:hAnsi="SFBX1200"/>
         </w:rPr>
-        <w:t xml:space="preserve">. </w:t>
-      </w:r>
-      <w:r>
-        <w:rPr>
-          <w:rFonts w:ascii="SFRM1200" w:hAnsi="SFRM1200"/>
-        </w:rPr>
-        <w:t xml:space="preserve">На вход подается цветное изображение, сделанное реставратором. Исходное фото может быть сделано на столе, стене, полу, среди строительного мусора. Фон необходимо отделить от самих объектов, решить задачу </w:t>
-      </w:r>
-      <w:proofErr w:type="spellStart"/>
-      <w:r>
-        <w:rPr>
-          <w:rFonts w:ascii="SFRM1200" w:hAnsi="SFRM1200"/>
-        </w:rPr>
-        <w:t>бинарнои</w:t>
-      </w:r>
-      <w:proofErr w:type="spellEnd"/>
-      <w:r>
-        <w:rPr>
-          <w:rFonts w:ascii="SFRM1200" w:hAnsi="SFRM1200"/>
-        </w:rPr>
-        <w:t xml:space="preserve">̆ сегментации (бинаризации) изображения - каждому пикселю положить в соответствие значение фон/объект. Для этого используется </w:t>
-      </w:r>
-      <w:proofErr w:type="spellStart"/>
-      <w:r>
-        <w:rPr>
-          <w:rFonts w:ascii="SFRM1200" w:hAnsi="SFRM1200"/>
-        </w:rPr>
-        <w:t>нейросетевая</w:t>
-      </w:r>
-      <w:proofErr w:type="spellEnd"/>
-      <w:r>
-        <w:rPr>
-          <w:rFonts w:ascii="SFRM1200" w:hAnsi="SFRM1200"/>
-        </w:rPr>
-        <w:t xml:space="preserve"> сегментация (SAM) в случае сложного фона (требует вмешательства человека), либо </w:t>
-      </w:r>
-      <w:proofErr w:type="spellStart"/>
-      <w:r>
-        <w:rPr>
-          <w:rFonts w:ascii="SFRM1200" w:hAnsi="SFRM1200"/>
-        </w:rPr>
-        <w:t>классическии</w:t>
-      </w:r>
-      <w:proofErr w:type="spellEnd"/>
-      <w:r>
-        <w:rPr>
-          <w:rFonts w:ascii="SFRM1200" w:hAnsi="SFRM1200"/>
-        </w:rPr>
-        <w:t xml:space="preserve">̆ анализ распределений яркости скользящим окном, в случае специально подготовленного однородного фона (не требует вмешательства человека). </w:t>
-      </w:r>
-    </w:p>
-    <w:p>
-      <w:pPr>
-        <w:pStyle w:val="a3"/>
-      </w:pPr>
-      <w:r>
-        <w:rPr>
-          <w:rFonts w:ascii="SFRM1200" w:hAnsi="SFRM1200"/>
-        </w:rPr>
-        <w:t xml:space="preserve">2. </w:t>
-      </w:r>
-      <w:r>
-        <w:rPr>
-          <w:rFonts w:ascii="SFBX1200" w:hAnsi="SFBX1200"/>
-        </w:rPr>
-        <w:t xml:space="preserve">Выделение отдельных фрагментов. </w:t>
-      </w:r>
-      <w:r>
-        <w:rPr>
-          <w:rFonts w:ascii="SFRM1200" w:hAnsi="SFRM1200"/>
-        </w:rPr>
-        <w:t xml:space="preserve">На одном фото часто имеет место сцена из нескольких кусков фрески, которые касаются или даже налезают друг на друга. Их необходимо разделить, так как они могут не представлять смежные компоненты, а касаться друг друга </w:t>
-      </w:r>
-      <w:proofErr w:type="spellStart"/>
-      <w:r>
-        <w:rPr>
-          <w:rFonts w:ascii="SFRM1200" w:hAnsi="SFRM1200"/>
-        </w:rPr>
-        <w:t>случайно</w:t>
-      </w:r>
-      <w:proofErr w:type="spellEnd"/>
-      <w:r>
-        <w:rPr>
-          <w:rFonts w:ascii="SFRM1200" w:hAnsi="SFRM1200"/>
-        </w:rPr>
-        <w:t xml:space="preserve">. Ставится задача - представить </w:t>
-      </w:r>
-      <w:proofErr w:type="spellStart"/>
-      <w:r>
-        <w:rPr>
-          <w:rFonts w:ascii="SFRM1200" w:hAnsi="SFRM1200"/>
-        </w:rPr>
-        <w:t>каждыи</w:t>
-      </w:r>
-      <w:proofErr w:type="spellEnd"/>
-      <w:r>
-        <w:rPr>
-          <w:rFonts w:ascii="SFRM1200" w:hAnsi="SFRM1200"/>
-        </w:rPr>
-        <w:t xml:space="preserve">̆ объект в виде связанных между </w:t>
-      </w:r>
-      <w:proofErr w:type="spellStart"/>
-      <w:r>
-        <w:rPr>
-          <w:rFonts w:ascii="SFRM1200" w:hAnsi="SFRM1200"/>
-        </w:rPr>
-        <w:t>собои</w:t>
-      </w:r>
-      <w:proofErr w:type="spellEnd"/>
-      <w:r>
-        <w:rPr>
-          <w:rFonts w:ascii="SFRM1200" w:hAnsi="SFRM1200"/>
-        </w:rPr>
-        <w:t xml:space="preserve">̆ непрерывных </w:t>
-      </w:r>
-      <w:proofErr w:type="spellStart"/>
-      <w:r>
-        <w:rPr>
-          <w:rFonts w:ascii="SFRM1200" w:hAnsi="SFRM1200"/>
-        </w:rPr>
-        <w:t>граничнои</w:t>
-      </w:r>
-      <w:proofErr w:type="spellEnd"/>
-      <w:r>
-        <w:rPr>
-          <w:rFonts w:ascii="SFRM1200" w:hAnsi="SFRM1200"/>
-        </w:rPr>
-        <w:t xml:space="preserve">̆ и </w:t>
-      </w:r>
-      <w:proofErr w:type="spellStart"/>
-      <w:r>
-        <w:rPr>
-          <w:rFonts w:ascii="SFRM1200" w:hAnsi="SFRM1200"/>
-        </w:rPr>
-        <w:t>скелетнои</w:t>
-      </w:r>
-      <w:proofErr w:type="spellEnd"/>
-      <w:r>
-        <w:rPr>
-          <w:rFonts w:ascii="SFRM1200" w:hAnsi="SFRM1200"/>
-        </w:rPr>
-        <w:t xml:space="preserve">̆ </w:t>
-      </w:r>
-      <w:proofErr w:type="spellStart"/>
-      <w:r>
-        <w:rPr>
-          <w:rFonts w:ascii="SFRM1200" w:hAnsi="SFRM1200"/>
-        </w:rPr>
-        <w:t>моделеи</w:t>
-      </w:r>
-      <w:proofErr w:type="spellEnd"/>
-      <w:r>
-        <w:rPr>
-          <w:rFonts w:ascii="SFRM1200" w:hAnsi="SFRM1200"/>
-        </w:rPr>
-        <w:t xml:space="preserve">̆. Важным условием является недопущение соединения двух разных объектов в один, а также разделения единого объекта. </w:t>
-      </w:r>
-    </w:p>
-    <w:p>
-      <w:pPr>
-        <w:pStyle w:val="a3"/>
-      </w:pPr>
-      <w:r>
-        <w:rPr>
-          <w:rFonts w:ascii="SFRM1200" w:hAnsi="SFRM1200"/>
-        </w:rPr>
-        <w:t xml:space="preserve">3. </w:t>
-      </w:r>
-      <w:r>
-        <w:rPr>
-          <w:rFonts w:ascii="SFBX1200" w:hAnsi="SFBX1200"/>
-        </w:rPr>
         <w:t xml:space="preserve">Преобразование мозаики. </w:t>
       </w:r>
       <w:r>
         <w:rPr>
           <w:rFonts w:ascii="SFRM1200" w:hAnsi="SFRM1200"/>
         </w:rPr>
-        <w:t xml:space="preserve">Полученные фрагменты необходимо сопоставить друг с другом, </w:t>
-      </w:r>
-      <w:proofErr w:type="spellStart"/>
-      <w:r>
-        <w:rPr>
-          <w:rFonts w:ascii="SFRM1200" w:hAnsi="SFRM1200"/>
-        </w:rPr>
-        <w:t>найти</w:t>
-      </w:r>
-      <w:proofErr w:type="spellEnd"/>
-      <w:r>
-        <w:rPr>
-          <w:rFonts w:ascii="SFRM1200" w:hAnsi="SFRM1200"/>
-        </w:rPr>
-        <w:t xml:space="preserve"> смежные пары и объединить их в более крупные блоки. Для этого </w:t>
+        <w:t xml:space="preserve">Полученные фрагменты необходимо сопоставить друг с другом, найти смежные пары и объединить их в более крупные блоки. Для этого </w:t>
       </w:r>
       <w:r>
         <w:rPr>
           <w:rFonts w:ascii="SFRM1200" w:hAnsi="SFRM1200"/>
         </w:rPr>
         <w:lastRenderedPageBreak/>
-        <w:t xml:space="preserve">должен быть создан </w:t>
-      </w:r>
-      <w:proofErr w:type="spellStart"/>
-      <w:r>
-        <w:rPr>
-          <w:rFonts w:ascii="SFRM1200" w:hAnsi="SFRM1200"/>
-        </w:rPr>
-        <w:t>интерактивныи</w:t>
-      </w:r>
-      <w:proofErr w:type="spellEnd"/>
-      <w:r>
-        <w:rPr>
-          <w:rFonts w:ascii="SFRM1200" w:hAnsi="SFRM1200"/>
-        </w:rPr>
-        <w:t xml:space="preserve">̆ </w:t>
-      </w:r>
-      <w:proofErr w:type="spellStart"/>
-      <w:r>
-        <w:rPr>
-          <w:rFonts w:ascii="SFRM1200" w:hAnsi="SFRM1200"/>
-        </w:rPr>
-        <w:t>рабочии</w:t>
-      </w:r>
-      <w:proofErr w:type="spellEnd"/>
-      <w:r>
-        <w:rPr>
-          <w:rFonts w:ascii="SFRM1200" w:hAnsi="SFRM1200"/>
-        </w:rPr>
-        <w:t xml:space="preserve">̆ стол, </w:t>
-      </w:r>
-      <w:proofErr w:type="spellStart"/>
-      <w:r>
-        <w:rPr>
-          <w:rFonts w:ascii="SFRM1200" w:hAnsi="SFRM1200"/>
-        </w:rPr>
-        <w:t>позволяющии</w:t>
-      </w:r>
-      <w:proofErr w:type="spellEnd"/>
-      <w:r>
-        <w:rPr>
-          <w:rFonts w:ascii="SFRM1200" w:hAnsi="SFRM1200"/>
-        </w:rPr>
-        <w:t xml:space="preserve">̆ передвигать и вращать объекты на плоскости, а также объединять объекты в один и разделять их. </w:t>
+        <w:t xml:space="preserve">должен быть создан интерактивный рабочий стол, позволяющий передвигать и вращать объекты на плоскости, а также объединять объекты в один и разделять их. </w:t>
       </w:r>
     </w:p>
     <w:p>
@@ -524,49 +174,7 @@
         <w:rPr>
           <w:rFonts w:ascii="SFRM1200" w:hAnsi="SFRM1200"/>
         </w:rPr>
-        <w:t>Подготовить хорошие входные данные (</w:t>
-      </w:r>
-      <w:proofErr w:type="spellStart"/>
-      <w:r>
-        <w:rPr>
-          <w:rFonts w:ascii="SFRM1200" w:hAnsi="SFRM1200"/>
-        </w:rPr>
-        <w:t>однородныи</w:t>
-      </w:r>
-      <w:proofErr w:type="spellEnd"/>
-      <w:r>
-        <w:rPr>
-          <w:rFonts w:ascii="SFRM1200" w:hAnsi="SFRM1200"/>
-        </w:rPr>
-        <w:t xml:space="preserve">̆ фон и освещение, отсутствие наложения фрагментов друг на друга). Это позволит выполнить </w:t>
-      </w:r>
-      <w:proofErr w:type="spellStart"/>
-      <w:r>
-        <w:rPr>
-          <w:rFonts w:ascii="SFRM1200" w:hAnsi="SFRM1200"/>
-        </w:rPr>
-        <w:t>первыи</w:t>
-      </w:r>
-      <w:proofErr w:type="spellEnd"/>
-      <w:r>
-        <w:rPr>
-          <w:rFonts w:ascii="SFRM1200" w:hAnsi="SFRM1200"/>
-        </w:rPr>
-        <w:t xml:space="preserve">̆ и </w:t>
-      </w:r>
-      <w:proofErr w:type="spellStart"/>
-      <w:r>
-        <w:rPr>
-          <w:rFonts w:ascii="SFRM1200" w:hAnsi="SFRM1200"/>
-        </w:rPr>
-        <w:t>второи</w:t>
-      </w:r>
-      <w:proofErr w:type="spellEnd"/>
-      <w:r>
-        <w:rPr>
-          <w:rFonts w:ascii="SFRM1200" w:hAnsi="SFRM1200"/>
-        </w:rPr>
-        <w:t xml:space="preserve">̆ этап в полностью автоматическом режиме </w:t>
+        <w:t xml:space="preserve">Подготовить хорошие входные данные (однородный фон и освещение, отсутствие наложения фрагментов друг на друга). Это позволит выполнить первый и второй этап в полностью автоматическом режиме </w:t>
       </w:r>
     </w:p>
     <w:p>
@@ -584,35 +192,7 @@
         <w:rPr>
           <w:rFonts w:ascii="SFRM1200" w:hAnsi="SFRM1200"/>
         </w:rPr>
-        <w:t xml:space="preserve">Использовать произвольные данные, но потратить время на проверку и </w:t>
-      </w:r>
-      <w:proofErr w:type="spellStart"/>
-      <w:r>
-        <w:rPr>
-          <w:rFonts w:ascii="SFRM1200" w:hAnsi="SFRM1200"/>
-        </w:rPr>
-        <w:t>корректи</w:t>
-      </w:r>
-      <w:proofErr w:type="spellEnd"/>
-      <w:r>
-        <w:rPr>
-          <w:rFonts w:ascii="SFRM1200" w:hAnsi="SFRM1200"/>
-        </w:rPr>
-        <w:t xml:space="preserve">- </w:t>
-      </w:r>
-      <w:proofErr w:type="spellStart"/>
-      <w:r>
-        <w:rPr>
-          <w:rFonts w:ascii="SFRM1200" w:hAnsi="SFRM1200"/>
-        </w:rPr>
-        <w:t>ровку</w:t>
-      </w:r>
-      <w:proofErr w:type="spellEnd"/>
-      <w:r>
-        <w:rPr>
-          <w:rFonts w:ascii="SFRM1200" w:hAnsi="SFRM1200"/>
-        </w:rPr>
-        <w:t xml:space="preserve"> результатов первых двух этапов. </w:t>
+        <w:t xml:space="preserve">Использовать произвольные данные, но потратить время на проверку и корректи- ровку результатов первых двух этапов. </w:t>
       </w:r>
     </w:p>
     <w:p>
@@ -636,49 +216,7 @@
         <w:rPr>
           <w:rFonts w:ascii="SFRM1200" w:hAnsi="SFRM1200"/>
         </w:rPr>
-        <w:t xml:space="preserve">В </w:t>
-      </w:r>
-      <w:proofErr w:type="spellStart"/>
-      <w:r>
-        <w:rPr>
-          <w:rFonts w:ascii="SFRM1200" w:hAnsi="SFRM1200"/>
-        </w:rPr>
-        <w:t>даннои</w:t>
-      </w:r>
-      <w:proofErr w:type="spellEnd"/>
-      <w:r>
-        <w:rPr>
-          <w:rFonts w:ascii="SFRM1200" w:hAnsi="SFRM1200"/>
-        </w:rPr>
-        <w:t xml:space="preserve">̆ работе используется </w:t>
-      </w:r>
-      <w:proofErr w:type="spellStart"/>
-      <w:r>
-        <w:rPr>
-          <w:rFonts w:ascii="SFRM1200" w:hAnsi="SFRM1200"/>
-        </w:rPr>
-        <w:t>непрерывныи</w:t>
-      </w:r>
-      <w:proofErr w:type="spellEnd"/>
-      <w:r>
-        <w:rPr>
-          <w:rFonts w:ascii="SFRM1200" w:hAnsi="SFRM1200"/>
-        </w:rPr>
-        <w:t xml:space="preserve">̆ подход к обработке изображений. </w:t>
-      </w:r>
-      <w:proofErr w:type="spellStart"/>
-      <w:r>
-        <w:rPr>
-          <w:rFonts w:ascii="SFRM1200" w:hAnsi="SFRM1200"/>
-        </w:rPr>
-        <w:t>Приведём</w:t>
-      </w:r>
-      <w:proofErr w:type="spellEnd"/>
-      <w:r>
-        <w:rPr>
-          <w:rFonts w:ascii="SFRM1200" w:hAnsi="SFRM1200"/>
-        </w:rPr>
-        <w:t xml:space="preserve"> несколько базовых понятий из [2]. </w:t>
+        <w:t xml:space="preserve">В данной работе используется непрерывный подход к обработке изображений. Приведём несколько базовых понятий из [2]. </w:t>
       </w:r>
     </w:p>
     <w:p>
@@ -702,126 +240,36 @@
       <w:pPr>
         <w:pStyle w:val="a3"/>
       </w:pPr>
-      <w:proofErr w:type="spellStart"/>
       <w:r>
         <w:rPr>
           <w:rFonts w:ascii="SFBX1200" w:hAnsi="SFBX1200"/>
         </w:rPr>
-        <w:t>Вписанныи</w:t>
-      </w:r>
-      <w:proofErr w:type="spellEnd"/>
+        <w:t xml:space="preserve">Вписанный пустой круг фигуры </w:t>
+      </w:r>
+      <w:r>
+        <w:rPr>
+          <w:rFonts w:ascii="SFRM1200" w:hAnsi="SFRM1200"/>
+        </w:rPr>
+        <w:t xml:space="preserve">— круг полностью лежащий внутри граничного представления фигуры, не содержащийся ни в каком другом круге фигуры. </w:t>
+      </w:r>
+    </w:p>
+    <w:p>
+      <w:pPr>
+        <w:pStyle w:val="a3"/>
+      </w:pPr>
       <w:r>
         <w:rPr>
           <w:rFonts w:ascii="SFBX1200" w:hAnsi="SFBX1200"/>
         </w:rPr>
-        <w:t xml:space="preserve">̆ </w:t>
-      </w:r>
-      <w:proofErr w:type="spellStart"/>
-      <w:r>
-        <w:rPr>
-          <w:rFonts w:ascii="SFBX1200" w:hAnsi="SFBX1200"/>
-        </w:rPr>
-        <w:t>пустои</w:t>
-      </w:r>
-      <w:proofErr w:type="spellEnd"/>
-      <w:r>
-        <w:rPr>
-          <w:rFonts w:ascii="SFBX1200" w:hAnsi="SFBX1200"/>
-        </w:rPr>
-        <w:t xml:space="preserve">̆ круг фигуры </w:t>
-      </w:r>
-      <w:r>
-        <w:rPr>
-          <w:rFonts w:ascii="SFRM1200" w:hAnsi="SFRM1200"/>
-        </w:rPr>
-        <w:t xml:space="preserve">— круг полностью </w:t>
-      </w:r>
-      <w:proofErr w:type="spellStart"/>
-      <w:r>
-        <w:rPr>
-          <w:rFonts w:ascii="SFRM1200" w:hAnsi="SFRM1200"/>
-        </w:rPr>
-        <w:t>лежащии</w:t>
-      </w:r>
-      <w:proofErr w:type="spellEnd"/>
-      <w:r>
-        <w:rPr>
-          <w:rFonts w:ascii="SFRM1200" w:hAnsi="SFRM1200"/>
-        </w:rPr>
-        <w:t xml:space="preserve">̆ внутри граничного представления фигуры, не </w:t>
-      </w:r>
-      <w:proofErr w:type="spellStart"/>
-      <w:r>
-        <w:rPr>
-          <w:rFonts w:ascii="SFRM1200" w:hAnsi="SFRM1200"/>
-        </w:rPr>
-        <w:t>содержащийся</w:t>
-      </w:r>
-      <w:proofErr w:type="spellEnd"/>
-      <w:r>
-        <w:rPr>
-          <w:rFonts w:ascii="SFRM1200" w:hAnsi="SFRM1200"/>
-        </w:rPr>
-        <w:t xml:space="preserve"> ни в каком другом круге фигуры. </w:t>
-      </w:r>
-    </w:p>
-    <w:p>
-      <w:pPr>
-        <w:pStyle w:val="a3"/>
-      </w:pPr>
-      <w:r>
-        <w:rPr>
-          <w:rFonts w:ascii="SFBX1200" w:hAnsi="SFBX1200"/>
-        </w:rPr>
         <w:t xml:space="preserve">Скелетное представление фигуры </w:t>
       </w:r>
       <w:r>
         <w:rPr>
           <w:rFonts w:ascii="SFRM1200" w:hAnsi="SFRM1200"/>
         </w:rPr>
-        <w:t xml:space="preserve">— множество центров всех вписанных пустых кругов фигуры, представляется в виде </w:t>
-      </w:r>
-      <w:proofErr w:type="spellStart"/>
-      <w:r>
-        <w:rPr>
-          <w:rFonts w:ascii="SFRM1200" w:hAnsi="SFRM1200"/>
-        </w:rPr>
-        <w:t>плоскои</w:t>
-      </w:r>
-      <w:proofErr w:type="spellEnd"/>
-      <w:r>
-        <w:rPr>
-          <w:rFonts w:ascii="SFRM1200" w:hAnsi="SFRM1200"/>
-        </w:rPr>
-        <w:t xml:space="preserve">̆ </w:t>
-      </w:r>
-      <w:proofErr w:type="spellStart"/>
-      <w:r>
-        <w:rPr>
-          <w:rFonts w:ascii="SFRM1200" w:hAnsi="SFRM1200"/>
-        </w:rPr>
-        <w:t>прямолинейнои</w:t>
-      </w:r>
-      <w:proofErr w:type="spellEnd"/>
-      <w:r>
-        <w:rPr>
-          <w:rFonts w:ascii="SFRM1200" w:hAnsi="SFRM1200"/>
-        </w:rPr>
-        <w:t xml:space="preserve">̆ укладки графа. </w:t>
-      </w:r>
-    </w:p>
-    <w:p>
-      <w:pPr>
-        <w:pStyle w:val="a3"/>
-      </w:pPr>
-      <w:r>
-        <w:rPr>
-          <w:rFonts w:ascii="SFRM1200" w:hAnsi="SFRM1200"/>
-        </w:rPr>
-        <w:t xml:space="preserve">Более подробно о граничном и скелетном представлениях фигуры изложено в. </w:t>
-      </w:r>
-    </w:p>
-    <w:p/>
+        <w:t>— множество центров всех вписанных пустых кругов фигуры, представляется в виде плоской прямолинейной укладки графа.</w:t>
+      </w:r>
+    </w:p>
     <w:sectPr>
       <w:pgSz w:w="11900" w:h="16840"/>
       <w:pgMar w:top="1134" w:right="850" w:bottom="1134" w:left="1701" w:header="708" w:footer="708" w:gutter="0"/>
